--- a/evals/learning-loop-v2/patients/P032/materials/就诊材料.docx
+++ b/evals/learning-loop-v2/patients/P032/materials/就诊材料.docx
@@ -89,16 +89,7 @@
           <w:rFonts w:eastAsia="PingFang SC"/>
           <w:sz w:val="22"/>
         </w:rPr>
-        <w:t xml:space="preserve">出院诊断</w:t>
-      </w:r>
-    </w:p>
-    <w:p>
-      <w:r>
-        <w:rPr>
-          <w:rFonts w:eastAsia="PingFang SC"/>
-          <w:sz w:val="22"/>
-        </w:rPr>
-        <w:t xml:space="preserve">2026年9月13日 慢性阻塞性肺疾病 [confirmed]；26-06-14 房颤 [suspected]；2026年9月13日 伤口感染 [suspected]；2026年9月13日 甲状腺结节 [finding]；26-06-14 肾囊肿 [finding]</w:t>
+        <w:t xml:space="preserve">饮酒史：每月2次少量饮酒。职业接触史：曾在木材加工岗位接触粉尘</w:t>
       </w:r>
     </w:p>
     <w:sectPr>
